--- a/public/docs/KMP_Umowa_Licencyjna_Wylaczna.docx
+++ b/public/docs/KMP_Umowa_Licencyjna_Wylaczna.docx
@@ -366,7 +366,21 @@
           <w:lang w:eastAsia="pl-PL"/>
           <w14:ligatures w14:val="none"/>
         </w:rPr>
-        <w:t>Krzysztof Maciej Pastuszak</w:t>
+        <w:t xml:space="preserve">Krzysztof Maciej </w:t>
+      </w:r>
+      <w:proofErr w:type="gramStart"/>
+      <w:r>
+        <w:rPr>
+          <w:rFonts w:eastAsia="Times New Roman" w:cs="Times New Roman"/>
+          <w:b/>
+          <w:bCs/>
+          <w:kern w:val="0"/>
+          <w:sz w:val="24"/>
+          <w:szCs w:val="24"/>
+          <w:lang w:eastAsia="pl-PL"/>
+          <w14:ligatures w14:val="none"/>
+        </w:rPr>
+        <w:t>Pastuszak</w:t>
       </w:r>
       <w:r>
         <w:rPr>
@@ -388,65 +402,19 @@
           <w:lang w:eastAsia="pl-PL"/>
           <w14:ligatures w14:val="none"/>
         </w:rPr>
-        <w:t>IPI: 01301515508</w:t>
-      </w:r>
-    </w:p>
-    <w:p>
-      <w:pPr>
-        <w:spacing w:after="0" w:line="240" w:lineRule="auto"/>
-        <w:ind w:left="720"/>
-        <w:rPr>
-          <w:rFonts w:eastAsia="Times New Roman" w:cs="Times New Roman"/>
-          <w:kern w:val="0"/>
-          <w:sz w:val="24"/>
-          <w:szCs w:val="24"/>
-          <w:lang w:eastAsia="pl-PL"/>
-          <w14:ligatures w14:val="none"/>
-        </w:rPr>
-      </w:pPr>
-      <w:r>
-        <w:rPr>
-          <w:rFonts w:eastAsia="Times New Roman" w:cs="Times New Roman"/>
-          <w:kern w:val="0"/>
-          <w:sz w:val="24"/>
-          <w:szCs w:val="24"/>
-          <w:lang w:eastAsia="pl-PL"/>
-          <w14:ligatures w14:val="none"/>
-        </w:rPr>
-        <w:t>………………………………………………………………</w:t>
-      </w:r>
-      <w:r>
-        <w:rPr>
-          <w:rFonts w:eastAsia="Times New Roman" w:cs="Times New Roman"/>
-          <w:kern w:val="0"/>
-          <w:sz w:val="24"/>
-          <w:szCs w:val="24"/>
-          <w:lang w:eastAsia="pl-PL"/>
-          <w14:ligatures w14:val="none"/>
-        </w:rPr>
-        <w:t>……</w:t>
-      </w:r>
-      <w:r>
-        <w:rPr>
-          <w:rFonts w:eastAsia="Times New Roman" w:cs="Times New Roman"/>
-          <w:kern w:val="0"/>
-          <w:sz w:val="24"/>
-          <w:szCs w:val="24"/>
-          <w:lang w:eastAsia="pl-PL"/>
-          <w14:ligatures w14:val="none"/>
-        </w:rPr>
-        <w:t>………………………</w:t>
-      </w:r>
-      <w:r>
-        <w:rPr>
-          <w:rFonts w:eastAsia="Times New Roman" w:cs="Times New Roman"/>
-          <w:kern w:val="0"/>
-          <w:sz w:val="24"/>
-          <w:szCs w:val="24"/>
-          <w:lang w:eastAsia="pl-PL"/>
-          <w14:ligatures w14:val="none"/>
-        </w:rPr>
-        <w:t>……</w:t>
+        <w:t>IPI</w:t>
+      </w:r>
+      <w:proofErr w:type="gramEnd"/>
+      <w:r>
+        <w:rPr>
+          <w:rFonts w:eastAsia="Times New Roman" w:cs="Times New Roman"/>
+          <w:kern w:val="0"/>
+          <w:sz w:val="24"/>
+          <w:szCs w:val="24"/>
+          <w:lang w:eastAsia="pl-PL"/>
+          <w14:ligatures w14:val="none"/>
+        </w:rPr>
+        <w:t>: 01301515508</w:t>
       </w:r>
       <w:r>
         <w:rPr>
@@ -458,11 +426,25 @@
           <w14:ligatures w14:val="none"/>
         </w:rPr>
         <w:br/>
+      </w:r>
+      <w:r>
+        <w:rPr>
+          <w:rFonts w:eastAsia="Times New Roman" w:cs="Times New Roman"/>
+          <w:i/>
+          <w:iCs/>
+          <w:kern w:val="0"/>
+          <w:sz w:val="24"/>
+          <w:szCs w:val="24"/>
+          <w:lang w:eastAsia="pl-PL"/>
+          <w14:ligatures w14:val="none"/>
+        </w:rPr>
         <w:t>(imię i nazwisko,</w:t>
       </w:r>
       <w:r>
         <w:rPr>
           <w:rFonts w:eastAsia="Times New Roman" w:cs="Times New Roman"/>
+          <w:i/>
+          <w:iCs/>
           <w:kern w:val="0"/>
           <w:sz w:val="24"/>
           <w:szCs w:val="24"/>
@@ -474,6 +456,8 @@
       <w:r>
         <w:rPr>
           <w:rFonts w:eastAsia="Times New Roman" w:cs="Times New Roman"/>
+          <w:i/>
+          <w:iCs/>
           <w:kern w:val="0"/>
           <w:sz w:val="24"/>
           <w:szCs w:val="24"/>
@@ -574,11 +558,25 @@
           <w14:ligatures w14:val="none"/>
         </w:rPr>
         <w:br/>
+      </w:r>
+      <w:r>
+        <w:rPr>
+          <w:rFonts w:eastAsia="Times New Roman" w:cs="Times New Roman"/>
+          <w:i/>
+          <w:iCs/>
+          <w:kern w:val="0"/>
+          <w:sz w:val="24"/>
+          <w:szCs w:val="24"/>
+          <w:lang w:eastAsia="pl-PL"/>
+          <w14:ligatures w14:val="none"/>
+        </w:rPr>
         <w:t>(nazwa / imię i nazwisko, adres</w:t>
       </w:r>
       <w:r>
         <w:rPr>
           <w:rFonts w:eastAsia="Times New Roman" w:cs="Times New Roman"/>
+          <w:i/>
+          <w:iCs/>
           <w:kern w:val="0"/>
           <w:sz w:val="24"/>
           <w:szCs w:val="24"/>
@@ -590,6 +588,8 @@
       <w:r>
         <w:rPr>
           <w:rFonts w:eastAsia="Times New Roman" w:cs="Times New Roman"/>
+          <w:i/>
+          <w:iCs/>
           <w:kern w:val="0"/>
           <w:sz w:val="24"/>
           <w:szCs w:val="24"/>
@@ -840,70 +840,70 @@
           <w:lang w:eastAsia="pl-PL"/>
           <w14:ligatures w14:val="none"/>
         </w:rPr>
+        <w:t>§</w:t>
+      </w:r>
+      <w:r>
+        <w:rPr>
+          <w:rFonts w:eastAsia="Times New Roman" w:cs="Times New Roman"/>
+          <w:b/>
+          <w:bCs/>
+          <w:kern w:val="0"/>
+          <w:sz w:val="28"/>
+          <w:szCs w:val="28"/>
+          <w:lang w:eastAsia="pl-PL"/>
+          <w14:ligatures w14:val="none"/>
+        </w:rPr>
+        <w:t xml:space="preserve"> </w:t>
+      </w:r>
+      <w:r>
+        <w:rPr>
+          <w:rFonts w:eastAsia="Times New Roman" w:cs="Times New Roman"/>
+          <w:b/>
+          <w:bCs/>
+          <w:kern w:val="0"/>
+          <w:sz w:val="28"/>
+          <w:szCs w:val="28"/>
+          <w:lang w:eastAsia="pl-PL"/>
+          <w14:ligatures w14:val="none"/>
+        </w:rPr>
+        <w:t>2</w:t>
+      </w:r>
+      <w:r>
+        <w:rPr>
+          <w:rFonts w:eastAsia="Times New Roman" w:cs="Times New Roman"/>
+          <w:b/>
+          <w:bCs/>
+          <w:kern w:val="0"/>
+          <w:sz w:val="28"/>
+          <w:szCs w:val="28"/>
+          <w:lang w:eastAsia="pl-PL"/>
+          <w14:ligatures w14:val="none"/>
+        </w:rPr>
+        <w:t>. Oświadczenia i zapewnienia</w:t>
+      </w:r>
+    </w:p>
+    <w:p>
+      <w:pPr>
+        <w:spacing w:before="100" w:beforeAutospacing="1" w:after="100" w:afterAutospacing="1" w:line="240" w:lineRule="auto"/>
+        <w:rPr>
+          <w:rFonts w:eastAsia="Times New Roman" w:cs="Times New Roman"/>
+          <w:kern w:val="0"/>
+          <w:sz w:val="24"/>
+          <w:szCs w:val="24"/>
+          <w:lang w:eastAsia="pl-PL"/>
+          <w14:ligatures w14:val="none"/>
+        </w:rPr>
+      </w:pPr>
+      <w:r>
+        <w:rPr>
+          <w:rFonts w:eastAsia="Times New Roman" w:cs="Times New Roman"/>
+          <w:kern w:val="0"/>
+          <w:sz w:val="24"/>
+          <w:szCs w:val="24"/>
+          <w:lang w:eastAsia="pl-PL"/>
+          <w14:ligatures w14:val="none"/>
+        </w:rPr>
         <w:lastRenderedPageBreak/>
-        <w:t>§</w:t>
-      </w:r>
-      <w:r>
-        <w:rPr>
-          <w:rFonts w:eastAsia="Times New Roman" w:cs="Times New Roman"/>
-          <w:b/>
-          <w:bCs/>
-          <w:kern w:val="0"/>
-          <w:sz w:val="28"/>
-          <w:szCs w:val="28"/>
-          <w:lang w:eastAsia="pl-PL"/>
-          <w14:ligatures w14:val="none"/>
-        </w:rPr>
-        <w:t xml:space="preserve"> </w:t>
-      </w:r>
-      <w:r>
-        <w:rPr>
-          <w:rFonts w:eastAsia="Times New Roman" w:cs="Times New Roman"/>
-          <w:b/>
-          <w:bCs/>
-          <w:kern w:val="0"/>
-          <w:sz w:val="28"/>
-          <w:szCs w:val="28"/>
-          <w:lang w:eastAsia="pl-PL"/>
-          <w14:ligatures w14:val="none"/>
-        </w:rPr>
-        <w:t>2</w:t>
-      </w:r>
-      <w:r>
-        <w:rPr>
-          <w:rFonts w:eastAsia="Times New Roman" w:cs="Times New Roman"/>
-          <w:b/>
-          <w:bCs/>
-          <w:kern w:val="0"/>
-          <w:sz w:val="28"/>
-          <w:szCs w:val="28"/>
-          <w:lang w:eastAsia="pl-PL"/>
-          <w14:ligatures w14:val="none"/>
-        </w:rPr>
-        <w:t>. Oświadczenia i zapewnienia</w:t>
-      </w:r>
-    </w:p>
-    <w:p>
-      <w:pPr>
-        <w:spacing w:before="100" w:beforeAutospacing="1" w:after="100" w:afterAutospacing="1" w:line="240" w:lineRule="auto"/>
-        <w:rPr>
-          <w:rFonts w:eastAsia="Times New Roman" w:cs="Times New Roman"/>
-          <w:kern w:val="0"/>
-          <w:sz w:val="24"/>
-          <w:szCs w:val="24"/>
-          <w:lang w:eastAsia="pl-PL"/>
-          <w14:ligatures w14:val="none"/>
-        </w:rPr>
-      </w:pPr>
-      <w:r>
-        <w:rPr>
-          <w:rFonts w:eastAsia="Times New Roman" w:cs="Times New Roman"/>
-          <w:kern w:val="0"/>
-          <w:sz w:val="24"/>
-          <w:szCs w:val="24"/>
-          <w:lang w:eastAsia="pl-PL"/>
-          <w14:ligatures w14:val="none"/>
-        </w:rPr>
         <w:t>Licencjodawca oświadcza i zapewnia, że:</w:t>
       </w:r>
     </w:p>
@@ -1731,7 +1731,6 @@
           <w:lang w:eastAsia="pl-PL"/>
           <w14:ligatures w14:val="none"/>
         </w:rPr>
-        <w:lastRenderedPageBreak/>
         <w:t>Licencja obejmuje prawo do swobodnego kształtowania warstwy muzycznej Utworu przez Licencjobiorcę, w tym do jej istotnej modyfikacji, z wykorzystaniem własnej twórczości.</w:t>
       </w:r>
     </w:p>
@@ -1760,6 +1759,7 @@
           <w:lang w:eastAsia="pl-PL"/>
           <w14:ligatures w14:val="none"/>
         </w:rPr>
+        <w:lastRenderedPageBreak/>
         <w:t>Strony zgodnie postanawiają, że autorskie prawa majątkowe do elementów twórczych wprowadzonych przez Licencjobiorcę w ramach opracowania Utworu przysługują Licencjobiorcy.</w:t>
       </w:r>
     </w:p>
@@ -2534,7 +2534,6 @@
           <w:lang w:eastAsia="pl-PL"/>
           <w14:ligatures w14:val="none"/>
         </w:rPr>
-        <w:lastRenderedPageBreak/>
         <w:t>Wynagrodzenie obejmuje wyłącznie pola eksploatacji wskazane w §</w:t>
       </w:r>
       <w:r>
@@ -2636,6 +2635,7 @@
           <w:lang w:eastAsia="pl-PL"/>
           <w14:ligatures w14:val="none"/>
         </w:rPr>
+        <w:lastRenderedPageBreak/>
         <w:t>§</w:t>
       </w:r>
       <w:r>
@@ -3151,7 +3151,31 @@
           <w:lang w:eastAsia="pl-PL"/>
           <w14:ligatures w14:val="none"/>
         </w:rPr>
-        <w:t>Strony zgodnie potwierdzają, że złożenie przez Licencjobiorcę oświadczenia woli poprzez zaznaczenie odpowiedniego pola wyboru (checkbox) oraz dokonanie płatności stanowi zawarcie umowy licencyjnej i jest równoznaczne z jej podpisaniem.</w:t>
+        <w:t>Strony zgodnie potwierdzają, że złożenie przez Licencjobiorcę oświadczenia woli poprzez zaznaczenie odpowiedniego pola wyboru (</w:t>
+      </w:r>
+      <w:proofErr w:type="spellStart"/>
+      <w:r>
+        <w:rPr>
+          <w:rFonts w:eastAsia="Times New Roman" w:cs="Times New Roman"/>
+          <w:kern w:val="0"/>
+          <w:sz w:val="24"/>
+          <w:szCs w:val="24"/>
+          <w:lang w:eastAsia="pl-PL"/>
+          <w14:ligatures w14:val="none"/>
+        </w:rPr>
+        <w:t>checkbox</w:t>
+      </w:r>
+      <w:proofErr w:type="spellEnd"/>
+      <w:r>
+        <w:rPr>
+          <w:rFonts w:eastAsia="Times New Roman" w:cs="Times New Roman"/>
+          <w:kern w:val="0"/>
+          <w:sz w:val="24"/>
+          <w:szCs w:val="24"/>
+          <w:lang w:eastAsia="pl-PL"/>
+          <w14:ligatures w14:val="none"/>
+        </w:rPr>
+        <w:t>) oraz dokonanie płatności stanowi zawarcie umowy licencyjnej i jest równoznaczne z jej podpisaniem.</w:t>
       </w:r>
     </w:p>
     <w:p>
@@ -3320,7 +3344,6 @@
           <w:lang w:eastAsia="pl-PL"/>
           <w14:ligatures w14:val="none"/>
         </w:rPr>
-        <w:lastRenderedPageBreak/>
         <w:t>§</w:t>
       </w:r>
       <w:r>
@@ -3452,6 +3475,7 @@
           <w:lang w:eastAsia="pl-PL"/>
           <w14:ligatures w14:val="none"/>
         </w:rPr>
+        <w:lastRenderedPageBreak/>
         <w:t>b) w przypadku istotnego naruszenia postanowień Umowy przez jedną ze Stron, druga Strona może wypowiedzieć Umowę ze skutkiem natychmiastowym.</w:t>
       </w:r>
     </w:p>
@@ -3658,7 +3682,31 @@
           <w:lang w:eastAsia="pl-PL"/>
           <w14:ligatures w14:val="none"/>
         </w:rPr>
-        <w:t>Rozliczenia z tytułu publicznych wykonań Utworu dokonywane będą za pośrednictwem właściwych organizacji zbiorowego zarządzania.</w:t>
+        <w:t xml:space="preserve">Rozliczenia z tytułu publicznych </w:t>
+      </w:r>
+      <w:proofErr w:type="spellStart"/>
+      <w:r>
+        <w:rPr>
+          <w:rFonts w:eastAsia="Times New Roman" w:cs="Times New Roman"/>
+          <w:kern w:val="0"/>
+          <w:sz w:val="24"/>
+          <w:szCs w:val="24"/>
+          <w:lang w:eastAsia="pl-PL"/>
+          <w14:ligatures w14:val="none"/>
+        </w:rPr>
+        <w:t>wykonań</w:t>
+      </w:r>
+      <w:proofErr w:type="spellEnd"/>
+      <w:r>
+        <w:rPr>
+          <w:rFonts w:eastAsia="Times New Roman" w:cs="Times New Roman"/>
+          <w:kern w:val="0"/>
+          <w:sz w:val="24"/>
+          <w:szCs w:val="24"/>
+          <w:lang w:eastAsia="pl-PL"/>
+          <w14:ligatures w14:val="none"/>
+        </w:rPr>
+        <w:t xml:space="preserve"> Utworu dokonywane będą za pośrednictwem właściwych organizacji zbiorowego zarządzania.</w:t>
       </w:r>
     </w:p>
     <w:p>
@@ -4057,7 +4105,29 @@
           <w:lang w:eastAsia="pl-PL"/>
           <w14:ligatures w14:val="none"/>
         </w:rPr>
-        <w:t xml:space="preserve"> Licencjobiorca wypełnia wykropkowane w umowie miejsca, podpisuje i odsyła podpisany skan umowy na adres email Licencjodawcy. </w:t>
+        <w:t xml:space="preserve"> Licencjobiorca wypełnia wykropkowane w umowie miejsca, podpisuje i odsyła podpisany skan umowy na adres email Licencjodawcy</w:t>
+      </w:r>
+      <w:r>
+        <w:rPr>
+          <w:rFonts w:eastAsia="Times New Roman" w:cs="Times New Roman"/>
+          <w:kern w:val="0"/>
+          <w:sz w:val="24"/>
+          <w:szCs w:val="24"/>
+          <w:lang w:eastAsia="pl-PL"/>
+          <w14:ligatures w14:val="none"/>
+        </w:rPr>
+        <w:t xml:space="preserve"> (komupiosenkekomu@gmail.com)</w:t>
+      </w:r>
+      <w:r>
+        <w:rPr>
+          <w:rFonts w:eastAsia="Times New Roman" w:cs="Times New Roman"/>
+          <w:kern w:val="0"/>
+          <w:sz w:val="24"/>
+          <w:szCs w:val="24"/>
+          <w:lang w:eastAsia="pl-PL"/>
+          <w14:ligatures w14:val="none"/>
+        </w:rPr>
+        <w:t xml:space="preserve">. </w:t>
       </w:r>
       <w:r>
         <w:rPr>
